--- a/docs/Registro_Ceremonias_Agiles_ImportaChina.docx
+++ b/docs/Registro_Ceremonias_Agiles_ImportaChina.docx
@@ -635,7 +635,7 @@
         <w:spacing w:after="40"/>
       </w:pPr>
       <w:r>
-        <w:t>la rama principal (master) quedó protegida: todo cambio entra por rama y Pull Request;</w:t>
+        <w:t>la rama principal (main) quedó protegida: todo cambio entra por rama y Pull Request;</w:t>
       </w:r>
     </w:p>
     <w:p>
@@ -966,7 +966,7 @@
         <w:spacing w:after="40"/>
       </w:pPr>
       <w:r>
-        <w:t>fue revisada mediante un Pull Request antes de integrarse a master;</w:t>
+        <w:t>fue revisada mediante un Pull Request antes de integrarse a main;</w:t>
       </w:r>
     </w:p>
     <w:p>
@@ -975,7 +975,7 @@
         <w:spacing w:after="40"/>
       </w:pPr>
       <w:r>
-        <w:t>funciona en el entorno de pruebas (Railway), no solo en la máquina del desarrollador;</w:t>
+        <w:t>funciona en el entorno de pruebas (Render), no solo en la máquina del desarrollador;</w:t>
       </w:r>
     </w:p>
     <w:p>
@@ -2416,7 +2416,7 @@
         <w:spacing w:after="40"/>
       </w:pPr>
       <w:r>
-        <w:t>Se verificó el sistema en producción (Railway) y se publicó el Documento de Requerimientos.</w:t>
+        <w:t>Se verificó el sistema en producción (Render) y se publicó el Documento de Requerimientos.</w:t>
       </w:r>
     </w:p>
     <w:p>
@@ -2938,7 +2938,7 @@
               <w:rPr>
                 <w:sz w:val="20"/>
               </w:rPr>
-              <w:t>https://importachina-production.up.railway.app</w:t>
+              <w:t>https://importachina.onrender.com</w:t>
             </w:r>
           </w:p>
         </w:tc>
